--- a/McVitie-Wilson/CSI2120_TermProject_GoSubmission_NassarShakir_KobeBlackburn.docx
+++ b/McVitie-Wilson/CSI2120_TermProject_GoSubmission_NassarShakir_KobeBlackburn.docx
@@ -236,7 +236,7 @@
       </w:pPr>
       <w:r>
         <w:lastRenderedPageBreak/>
-        <w:t>U</w:t>
+        <w:t>Solution and Approach</w:t>
       </w:r>
     </w:p>
     <w:p>
@@ -256,33 +256,46 @@
     <w:p/>
     <w:p>
       <w:r>
-        <w:t xml:space="preserve">To run the program, the user must </w:t>
-      </w:r>
-      <w:r>
-        <w:t>first compile all classes then run the command “</w:t>
-      </w:r>
-      <w:r>
-        <w:t>go run</w:t>
+        <w:t>There</w:t>
+      </w:r>
+      <w:r>
+        <w:t xml:space="preserve"> are two subdirectories in the zip folder in our submission. The first being “Concurrent” and the other “Single”. These refer of course to the concurrent and single-</w:t>
+      </w:r>
+      <w:proofErr w:type="gramStart"/>
+      <w:r>
+        <w:t>threaded</w:t>
+      </w:r>
+      <w:proofErr w:type="gramEnd"/>
+      <w:r>
+        <w:t xml:space="preserve"> solutions. </w:t>
+      </w:r>
+    </w:p>
+    <w:p>
+      <w:r>
+        <w:t>To run the program, the user must first compile all classes then run the command “go run</w:t>
       </w:r>
       <w:r>
         <w:t xml:space="preserve"> </w:t>
       </w:r>
       <w:r>
-        <w:t>McVitie-Wilson.go</w:t>
-      </w:r>
-      <w:r>
-        <w:t xml:space="preserve">” </w:t>
-      </w:r>
-      <w:r>
-        <w:t xml:space="preserve">in the terminal. </w:t>
-      </w:r>
-      <w:r>
-        <w:t>There</w:t>
-      </w:r>
-      <w:r>
-        <w:t xml:space="preserve"> are two subdirectories in the zip folder in our submission. The first being “Concurrent” and the other “Single”. These refer of course to the concurrent and single-threaded solutions. Within each subdirectory contains the csv files for the large datasets and they will run without issue. Ensure that before attempting to run the Go program you are in the desired subdirectory.</w:t>
+        <w:t>McVitie-</w:t>
+      </w:r>
+      <w:proofErr w:type="spellStart"/>
+      <w:r>
+        <w:t>Wilson.go</w:t>
+      </w:r>
+      <w:proofErr w:type="spellEnd"/>
+      <w:r>
+        <w:t>” in the terminal.</w:t>
+      </w:r>
+      <w:r>
+        <w:t xml:space="preserve"> </w:t>
+      </w:r>
+      <w:r>
+        <w:t>Within each subdirectory contains the csv files for the large datasets and they will run without issue. Ensure that before attempting to run the Go program you are in the desired subdirectory.</w:t>
       </w:r>
     </w:p>
+    <w:p/>
     <w:p/>
     <w:sectPr>
       <w:pgSz w:w="12240" w:h="15840"/>

--- a/McVitie-Wilson/CSI2120_TermProject_GoSubmission_NassarShakir_KobeBlackburn.docx
+++ b/McVitie-Wilson/CSI2120_TermProject_GoSubmission_NassarShakir_KobeBlackburn.docx
@@ -236,67 +236,178 @@
       </w:pPr>
       <w:r>
         <w:lastRenderedPageBreak/>
-        <w:t>Solution and Approach</w:t>
+        <w:t>Instructions</w:t>
+      </w:r>
+    </w:p>
+    <w:p/>
+    <w:p>
+      <w:r>
+        <w:t>There</w:t>
+      </w:r>
+      <w:r>
+        <w:t xml:space="preserve"> are two subdirectories in the zip folder in our submission. The first being “Concurrent” and the other “Single”. These refer of course to the concurrent and single-threaded solutions. </w:t>
       </w:r>
     </w:p>
     <w:p>
       <w:r>
-        <w:br w:type="page"/>
+        <w:t>To run the program, the user must first compile all classes then run the command “go run</w:t>
+      </w:r>
+      <w:r>
+        <w:t xml:space="preserve"> </w:t>
+      </w:r>
+      <w:r>
+        <w:t>McVitie-Wilson.go” in the terminal.</w:t>
+      </w:r>
+      <w:r>
+        <w:t xml:space="preserve"> </w:t>
+      </w:r>
+      <w:r>
+        <w:t>Within each subdirectory contains the csv files for the large datasets and they will run without issue. Ensure that before attempting to run the Go program you are in the desired subdirectory.</w:t>
       </w:r>
     </w:p>
+    <w:p/>
     <w:p>
       <w:pPr>
         <w:pStyle w:val="Heading1"/>
       </w:pPr>
       <w:r>
-        <w:lastRenderedPageBreak/>
-        <w:t>Instructions</w:t>
-      </w:r>
-    </w:p>
-    <w:p/>
-    <w:p>
-      <w:r>
-        <w:t>There</w:t>
-      </w:r>
-      <w:r>
-        <w:t xml:space="preserve"> are two subdirectories in the zip folder in our submission. The first being “Concurrent” and the other “Single”. These refer of course to the concurrent and single-</w:t>
-      </w:r>
-      <w:proofErr w:type="gramStart"/>
-      <w:r>
-        <w:t>threaded</w:t>
-      </w:r>
-      <w:proofErr w:type="gramEnd"/>
-      <w:r>
-        <w:t xml:space="preserve"> solutions. </w:t>
+        <w:t>Solution and Approach</w:t>
       </w:r>
     </w:p>
     <w:p>
       <w:r>
-        <w:t>To run the program, the user must first compile all classes then run the command “go run</w:t>
-      </w:r>
-      <w:r>
-        <w:t xml:space="preserve"> </w:t>
-      </w:r>
-      <w:r>
-        <w:t>McVitie-</w:t>
-      </w:r>
-      <w:proofErr w:type="spellStart"/>
-      <w:r>
-        <w:t>Wilson.go</w:t>
-      </w:r>
-      <w:proofErr w:type="spellEnd"/>
-      <w:r>
-        <w:t>” in the terminal.</w:t>
-      </w:r>
-      <w:r>
-        <w:t xml:space="preserve"> </w:t>
-      </w:r>
-      <w:r>
-        <w:t>Within each subdirectory contains the csv files for the large datasets and they will run without issue. Ensure that before attempting to run the Go program you are in the desired subdirectory.</w:t>
+        <w:t>The recursive offer function is called for each resident once within the main function.</w:t>
+      </w:r>
+    </w:p>
+    <w:p>
+      <w:r>
+        <w:drawing>
+          <wp:inline distT="0" distB="0" distL="0" distR="0" wp14:anchorId="07A6EE80" wp14:editId="2A1869A9">
+            <wp:extent cx="3723959" cy="4953635"/>
+            <wp:effectExtent l="0" t="0" r="0" b="0"/>
+            <wp:docPr id="251244653" name="Picture 1" descr="A screenshot of a computer program&#10;&#10;AI-generated content may be incorrect."/>
+            <wp:cNvGraphicFramePr>
+              <a:graphicFrameLocks xmlns:a="http://schemas.openxmlformats.org/drawingml/2006/main" noChangeAspect="1"/>
+            </wp:cNvGraphicFramePr>
+            <a:graphic xmlns:a="http://schemas.openxmlformats.org/drawingml/2006/main">
+              <a:graphicData uri="http://schemas.openxmlformats.org/drawingml/2006/picture">
+                <pic:pic xmlns:pic="http://schemas.openxmlformats.org/drawingml/2006/picture">
+                  <pic:nvPicPr>
+                    <pic:cNvPr id="887880804" name="Picture 1" descr="A screenshot of a computer program&#10;&#10;AI-generated content may be incorrect."/>
+                    <pic:cNvPicPr/>
+                  </pic:nvPicPr>
+                  <pic:blipFill>
+                    <a:blip r:embed="rId7"/>
+                    <a:stretch>
+                      <a:fillRect/>
+                    </a:stretch>
+                  </pic:blipFill>
+                  <pic:spPr>
+                    <a:xfrm>
+                      <a:off x="0" y="0"/>
+                      <a:ext cx="3733244" cy="4965986"/>
+                    </a:xfrm>
+                    <a:prstGeom prst="rect">
+                      <a:avLst/>
+                    </a:prstGeom>
+                  </pic:spPr>
+                </pic:pic>
+              </a:graphicData>
+            </a:graphic>
+          </wp:inline>
+        </w:drawing>
+      </w:r>
+    </w:p>
+    <w:p>
+      <w:r>
+        <w:lastRenderedPageBreak/>
+        <w:drawing>
+          <wp:inline distT="0" distB="0" distL="0" distR="0" wp14:anchorId="38DF1533" wp14:editId="2631A92B">
+            <wp:extent cx="5267325" cy="2975814"/>
+            <wp:effectExtent l="0" t="0" r="0" b="0"/>
+            <wp:docPr id="2679980" name="Picture 1" descr="A screen shot of a computer program&#10;&#10;AI-generated content may be incorrect."/>
+            <wp:cNvGraphicFramePr>
+              <a:graphicFrameLocks xmlns:a="http://schemas.openxmlformats.org/drawingml/2006/main" noChangeAspect="1"/>
+            </wp:cNvGraphicFramePr>
+            <a:graphic xmlns:a="http://schemas.openxmlformats.org/drawingml/2006/main">
+              <a:graphicData uri="http://schemas.openxmlformats.org/drawingml/2006/picture">
+                <pic:pic xmlns:pic="http://schemas.openxmlformats.org/drawingml/2006/picture">
+                  <pic:nvPicPr>
+                    <pic:cNvPr id="2679980" name="Picture 1" descr="A screen shot of a computer program&#10;&#10;AI-generated content may be incorrect."/>
+                    <pic:cNvPicPr/>
+                  </pic:nvPicPr>
+                  <pic:blipFill>
+                    <a:blip r:embed="rId8"/>
+                    <a:stretch>
+                      <a:fillRect/>
+                    </a:stretch>
+                  </pic:blipFill>
+                  <pic:spPr>
+                    <a:xfrm>
+                      <a:off x="0" y="0"/>
+                      <a:ext cx="5273119" cy="2979087"/>
+                    </a:xfrm>
+                    <a:prstGeom prst="rect">
+                      <a:avLst/>
+                    </a:prstGeom>
+                  </pic:spPr>
+                </pic:pic>
+              </a:graphicData>
+            </a:graphic>
+          </wp:inline>
+        </w:drawing>
+      </w:r>
+    </w:p>
+    <w:p>
+      <w:r>
+        <w:lastRenderedPageBreak/>
+        <w:drawing>
+          <wp:inline distT="0" distB="0" distL="0" distR="0" wp14:anchorId="5F2F552D" wp14:editId="3AC82D1B">
+            <wp:extent cx="5943600" cy="6177280"/>
+            <wp:effectExtent l="0" t="0" r="0" b="0"/>
+            <wp:docPr id="1313660280" name="Picture 1" descr="A screenshot of a computer program&#10;&#10;AI-generated content may be incorrect."/>
+            <wp:cNvGraphicFramePr>
+              <a:graphicFrameLocks xmlns:a="http://schemas.openxmlformats.org/drawingml/2006/main" noChangeAspect="1"/>
+            </wp:cNvGraphicFramePr>
+            <a:graphic xmlns:a="http://schemas.openxmlformats.org/drawingml/2006/main">
+              <a:graphicData uri="http://schemas.openxmlformats.org/drawingml/2006/picture">
+                <pic:pic xmlns:pic="http://schemas.openxmlformats.org/drawingml/2006/picture">
+                  <pic:nvPicPr>
+                    <pic:cNvPr id="1313660280" name="Picture 1" descr="A screenshot of a computer program&#10;&#10;AI-generated content may be incorrect."/>
+                    <pic:cNvPicPr/>
+                  </pic:nvPicPr>
+                  <pic:blipFill>
+                    <a:blip r:embed="rId9"/>
+                    <a:stretch>
+                      <a:fillRect/>
+                    </a:stretch>
+                  </pic:blipFill>
+                  <pic:spPr>
+                    <a:xfrm>
+                      <a:off x="0" y="0"/>
+                      <a:ext cx="5943600" cy="6177280"/>
+                    </a:xfrm>
+                    <a:prstGeom prst="rect">
+                      <a:avLst/>
+                    </a:prstGeom>
+                  </pic:spPr>
+                </pic:pic>
+              </a:graphicData>
+            </a:graphic>
+          </wp:inline>
+        </w:drawing>
       </w:r>
     </w:p>
     <w:p/>
     <w:p/>
+    <w:p>
+      <w:pPr>
+        <w:pStyle w:val="Heading1"/>
+      </w:pPr>
+      <w:r>
+        <w:t>Results</w:t>
+      </w:r>
+    </w:p>
     <w:sectPr>
       <w:pgSz w:w="12240" w:h="15840"/>
       <w:pgMar w:top="1440" w:right="1440" w:bottom="1440" w:left="1440" w:header="720" w:footer="720" w:gutter="0"/>

--- a/McVitie-Wilson/CSI2120_TermProject_GoSubmission_NassarShakir_KobeBlackburn.docx
+++ b/McVitie-Wilson/CSI2120_TermProject_GoSubmission_NassarShakir_KobeBlackburn.docx
@@ -10,13 +10,7 @@
         <w:rPr>
           <w:rFonts w:asciiTheme="minorHAnsi" w:eastAsiaTheme="minorEastAsia" w:hAnsiTheme="minorHAnsi" w:cstheme="minorBidi"/>
         </w:rPr>
-        <w:t>CSI 2120</w:t>
-      </w:r>
-      <w:r>
-        <w:rPr>
-          <w:rFonts w:asciiTheme="minorHAnsi" w:eastAsiaTheme="minorEastAsia" w:hAnsiTheme="minorHAnsi" w:cstheme="minorBidi"/>
-        </w:rPr>
-        <w:t xml:space="preserve"> – </w:t>
+        <w:t xml:space="preserve">CSI 2120 – </w:t>
       </w:r>
       <w:r>
         <w:rPr>
@@ -250,13 +244,7 @@
     </w:p>
     <w:p>
       <w:r>
-        <w:t>To run the program, the user must first compile all classes then run the command “go run</w:t>
-      </w:r>
-      <w:r>
-        <w:t xml:space="preserve"> </w:t>
-      </w:r>
-      <w:r>
-        <w:t>McVitie-Wilson.go” in the terminal.</w:t>
+        <w:t>To run the program, the user must first compile all classes then run the command “go run McVitie-Wilson.go” in the terminal.</w:t>
       </w:r>
       <w:r>
         <w:t xml:space="preserve"> </w:t>
@@ -277,6 +265,9 @@
     <w:p>
       <w:r>
         <w:t>The recursive offer function is called for each resident once within the main function.</w:t>
+      </w:r>
+      <w:r>
+        <w:t xml:space="preserve"> First the residents are sorted by id and then they are called on by the offer function. </w:t>
       </w:r>
     </w:p>
     <w:p>
@@ -321,6 +312,14 @@
     <w:p>
       <w:r>
         <w:lastRenderedPageBreak/>
+        <w:t xml:space="preserve">The offer function </w:t>
+      </w:r>
+      <w:r>
+        <w:t>proposes to programs potential residents. First the function chekcs to see if the resident has been matched in which case it immediately returns. If the resident has not been matched then the program matched are evaluated in order of the resident’s ROL.</w:t>
+      </w:r>
+    </w:p>
+    <w:p>
+      <w:r>
         <w:drawing>
           <wp:inline distT="0" distB="0" distL="0" distR="0" wp14:anchorId="38DF1533" wp14:editId="2631A92B">
             <wp:extent cx="5267325" cy="2975814"/>
@@ -356,6 +355,20 @@
             </a:graphic>
           </wp:inline>
         </w:drawing>
+      </w:r>
+    </w:p>
+    <w:p/>
+    <w:p/>
+    <w:p/>
+    <w:p/>
+    <w:p/>
+    <w:p/>
+    <w:p>
+      <w:r>
+        <w:t>The evaluate function determines whether a program accepts or rejects a resident, or accepts a resident by replacing a previously accepted student’s position thereby rejecting the previous student in favour of the current resident.</w:t>
+      </w:r>
+      <w:r>
+        <w:t xml:space="preserve"> If the program is full, the least-preferred matched resident will be compared with the current resident. The least-preferred student is displaced and the new resident takes their spot if the new resident is more preferred. Otherwise the student is rejected.</w:t>
       </w:r>
     </w:p>
     <w:p>
@@ -400,14 +413,212 @@
     </w:p>
     <w:p/>
     <w:p/>
+    <w:p/>
+    <w:p/>
+    <w:p/>
+    <w:p/>
     <w:p>
       <w:pPr>
         <w:pStyle w:val="Heading1"/>
       </w:pPr>
       <w:r>
+        <w:lastRenderedPageBreak/>
         <w:t>Results</w:t>
       </w:r>
     </w:p>
+    <w:p/>
+    <w:p>
+      <w:r>
+        <w:t xml:space="preserve">The results of the McVitie-Wilson stable matching algorithm are shown below. It is shown that the concurrent </w:t>
+      </w:r>
+      <w:r>
+        <w:t>implementation</w:t>
+      </w:r>
+      <w:r>
+        <w:t xml:space="preserve"> is more than 2x faster than the single-threaded approach.</w:t>
+      </w:r>
+      <w:r>
+        <w:t xml:space="preserve"> They have the same number of unmatched residents and unfilled positions which confirms the correctness and stability of the program.</w:t>
+      </w:r>
+    </w:p>
+    <w:tbl>
+      <w:tblPr>
+        <w:tblStyle w:val="TableGrid"/>
+        <w:tblW w:w="0" w:type="auto"/>
+        <w:tblLook w:val="04A0" w:firstRow="1" w:lastRow="0" w:firstColumn="1" w:lastColumn="0" w:noHBand="0" w:noVBand="1"/>
+      </w:tblPr>
+      <w:tblGrid>
+        <w:gridCol w:w="2337"/>
+        <w:gridCol w:w="2337"/>
+        <w:gridCol w:w="2338"/>
+        <w:gridCol w:w="2338"/>
+      </w:tblGrid>
+      <w:tr>
+        <w:tc>
+          <w:tcPr>
+            <w:tcW w:w="2337" w:type="dxa"/>
+          </w:tcPr>
+          <w:p/>
+        </w:tc>
+        <w:tc>
+          <w:tcPr>
+            <w:tcW w:w="2337" w:type="dxa"/>
+          </w:tcPr>
+          <w:p>
+            <w:r>
+              <w:t>Number Unmatched</w:t>
+            </w:r>
+          </w:p>
+        </w:tc>
+        <w:tc>
+          <w:tcPr>
+            <w:tcW w:w="2338" w:type="dxa"/>
+          </w:tcPr>
+          <w:p>
+            <w:r>
+              <w:t>Positions Available</w:t>
+            </w:r>
+          </w:p>
+        </w:tc>
+        <w:tc>
+          <w:tcPr>
+            <w:tcW w:w="2338" w:type="dxa"/>
+          </w:tcPr>
+          <w:p>
+            <w:r>
+              <w:t>Execution Time</w:t>
+            </w:r>
+          </w:p>
+        </w:tc>
+      </w:tr>
+      <w:tr>
+        <w:tc>
+          <w:tcPr>
+            <w:tcW w:w="2337" w:type="dxa"/>
+          </w:tcPr>
+          <w:p>
+            <w:r>
+              <w:t>Residents4000</w:t>
+            </w:r>
+          </w:p>
+        </w:tc>
+        <w:tc>
+          <w:tcPr>
+            <w:tcW w:w="2337" w:type="dxa"/>
+          </w:tcPr>
+          <w:p>
+            <w:r>
+              <w:t>334</w:t>
+            </w:r>
+          </w:p>
+        </w:tc>
+        <w:tc>
+          <w:tcPr>
+            <w:tcW w:w="2338" w:type="dxa"/>
+          </w:tcPr>
+          <w:p>
+            <w:r>
+              <w:t>39</w:t>
+            </w:r>
+          </w:p>
+        </w:tc>
+        <w:tc>
+          <w:tcPr>
+            <w:tcW w:w="2338" w:type="dxa"/>
+          </w:tcPr>
+          <w:p>
+            <w:r>
+              <w:t>34 ms</w:t>
+            </w:r>
+          </w:p>
+        </w:tc>
+      </w:tr>
+      <w:tr>
+        <w:tc>
+          <w:tcPr>
+            <w:tcW w:w="2337" w:type="dxa"/>
+          </w:tcPr>
+          <w:p>
+            <w:r>
+              <w:t>Residents Concurrent</w:t>
+            </w:r>
+          </w:p>
+        </w:tc>
+        <w:tc>
+          <w:tcPr>
+            <w:tcW w:w="2337" w:type="dxa"/>
+          </w:tcPr>
+          <w:p>
+            <w:r>
+              <w:t>13027</w:t>
+            </w:r>
+          </w:p>
+        </w:tc>
+        <w:tc>
+          <w:tcPr>
+            <w:tcW w:w="2338" w:type="dxa"/>
+          </w:tcPr>
+          <w:p>
+            <w:r>
+              <w:t>94</w:t>
+            </w:r>
+          </w:p>
+        </w:tc>
+        <w:tc>
+          <w:tcPr>
+            <w:tcW w:w="2338" w:type="dxa"/>
+          </w:tcPr>
+          <w:p>
+            <w:r>
+              <w:t>10 s</w:t>
+            </w:r>
+          </w:p>
+        </w:tc>
+      </w:tr>
+      <w:tr>
+        <w:tc>
+          <w:tcPr>
+            <w:tcW w:w="2337" w:type="dxa"/>
+          </w:tcPr>
+          <w:p>
+            <w:r>
+              <w:t>Residents Single</w:t>
+            </w:r>
+          </w:p>
+        </w:tc>
+        <w:tc>
+          <w:tcPr>
+            <w:tcW w:w="2337" w:type="dxa"/>
+          </w:tcPr>
+          <w:p>
+            <w:r>
+              <w:t>13027</w:t>
+            </w:r>
+          </w:p>
+        </w:tc>
+        <w:tc>
+          <w:tcPr>
+            <w:tcW w:w="2338" w:type="dxa"/>
+          </w:tcPr>
+          <w:p>
+            <w:r>
+              <w:t>94</w:t>
+            </w:r>
+          </w:p>
+        </w:tc>
+        <w:tc>
+          <w:tcPr>
+            <w:tcW w:w="2338" w:type="dxa"/>
+          </w:tcPr>
+          <w:p>
+            <w:r>
+              <w:t>22 s</w:t>
+            </w:r>
+          </w:p>
+        </w:tc>
+      </w:tr>
+    </w:tbl>
+    <w:p/>
     <w:sectPr>
       <w:pgSz w:w="12240" w:h="15840"/>
       <w:pgMar w:top="1440" w:right="1440" w:bottom="1440" w:left="1440" w:header="720" w:footer="720" w:gutter="0"/>
@@ -818,6 +1029,9 @@
   <w:style w:type="paragraph" w:default="1" w:styleId="Normal">
     <w:name w:val="Normal"/>
     <w:qFormat/>
+    <w:rPr>
+      <w:lang w:val="en-CA"/>
+    </w:rPr>
   </w:style>
   <w:style w:type="paragraph" w:styleId="Heading1">
     <w:name w:val="heading 1"/>
@@ -1427,6 +1641,25 @@
       <w:color w:val="605E5C"/>
       <w:shd w:val="clear" w:color="auto" w:fill="E1DFDD"/>
     </w:rPr>
+  </w:style>
+  <w:style w:type="table" w:styleId="TableGrid">
+    <w:name w:val="Table Grid"/>
+    <w:basedOn w:val="TableNormal"/>
+    <w:uiPriority w:val="39"/>
+    <w:rsid w:val="00291D86"/>
+    <w:pPr>
+      <w:spacing w:after="0" w:line="240" w:lineRule="auto"/>
+    </w:pPr>
+    <w:tblPr>
+      <w:tblBorders>
+        <w:top w:val="single" w:sz="4" w:space="0" w:color="auto"/>
+        <w:left w:val="single" w:sz="4" w:space="0" w:color="auto"/>
+        <w:bottom w:val="single" w:sz="4" w:space="0" w:color="auto"/>
+        <w:right w:val="single" w:sz="4" w:space="0" w:color="auto"/>
+        <w:insideH w:val="single" w:sz="4" w:space="0" w:color="auto"/>
+        <w:insideV w:val="single" w:sz="4" w:space="0" w:color="auto"/>
+      </w:tblBorders>
+    </w:tblPr>
   </w:style>
 </w:styles>
 </file>
